--- a/Docs/13_[KLTN - 86] ProjectReflection.docx
+++ b/Docs/13_[KLTN - 86] ProjectReflection.docx
@@ -2353,7 +2353,7 @@
                 <w:sz w:val="26"/>
                 <w:szCs w:val="26"/>
               </w:rPr>
-              <w:t>Tạo</w:t>
+              <w:t>Chỉnh</w:t>
             </w:r>
             <w:r>
               <w:rPr>
@@ -2362,7 +2362,7 @@
                 <w:szCs w:val="26"/>
                 <w:lang w:val="vi-VN"/>
               </w:rPr>
-              <w:t xml:space="preserve"> tài liệu</w:t>
+              <w:t xml:space="preserve"> sửa tài liệu</w:t>
             </w:r>
           </w:p>
         </w:tc>
@@ -2600,23 +2600,13 @@
                 <w:szCs w:val="26"/>
               </w:rPr>
             </w:pPr>
-            <w:proofErr w:type="gramStart"/>
-            <w:r>
-              <w:rPr>
-                <w:rFonts w:ascii="Times New Roman" w:hAnsi="Times New Roman" w:cs="Times New Roman"/>
-                <w:sz w:val="26"/>
-                <w:szCs w:val="26"/>
-              </w:rPr>
-              <w:t>…./…./</w:t>
-            </w:r>
-            <w:proofErr w:type="gramEnd"/>
-            <w:r>
-              <w:rPr>
-                <w:rFonts w:ascii="Times New Roman" w:hAnsi="Times New Roman" w:cs="Times New Roman"/>
-                <w:sz w:val="26"/>
-                <w:szCs w:val="26"/>
-              </w:rPr>
-              <w:t>2026</w:t>
+            <w:r>
+              <w:rPr>
+                <w:rFonts w:ascii="Times New Roman" w:hAnsi="Times New Roman" w:cs="Times New Roman"/>
+                <w:sz w:val="26"/>
+                <w:szCs w:val="26"/>
+              </w:rPr>
+              <w:t>…./…./2026</w:t>
             </w:r>
           </w:p>
         </w:tc>
@@ -2796,23 +2786,13 @@
                 <w:szCs w:val="26"/>
               </w:rPr>
             </w:pPr>
-            <w:proofErr w:type="gramStart"/>
-            <w:r>
-              <w:rPr>
-                <w:rFonts w:ascii="Times New Roman" w:hAnsi="Times New Roman" w:cs="Times New Roman"/>
-                <w:sz w:val="26"/>
-                <w:szCs w:val="26"/>
-              </w:rPr>
-              <w:t>…./…./</w:t>
-            </w:r>
-            <w:proofErr w:type="gramEnd"/>
-            <w:r>
-              <w:rPr>
-                <w:rFonts w:ascii="Times New Roman" w:hAnsi="Times New Roman" w:cs="Times New Roman"/>
-                <w:sz w:val="26"/>
-                <w:szCs w:val="26"/>
-              </w:rPr>
-              <w:t>2026</w:t>
+            <w:r>
+              <w:rPr>
+                <w:rFonts w:ascii="Times New Roman" w:hAnsi="Times New Roman" w:cs="Times New Roman"/>
+                <w:sz w:val="26"/>
+                <w:szCs w:val="26"/>
+              </w:rPr>
+              <w:t>…./…./2026</w:t>
             </w:r>
           </w:p>
         </w:tc>
@@ -3001,23 +2981,13 @@
                 <w:szCs w:val="26"/>
               </w:rPr>
             </w:pPr>
-            <w:proofErr w:type="gramStart"/>
-            <w:r>
-              <w:rPr>
-                <w:rFonts w:ascii="Times New Roman" w:hAnsi="Times New Roman" w:cs="Times New Roman"/>
-                <w:sz w:val="26"/>
-                <w:szCs w:val="26"/>
-              </w:rPr>
-              <w:t>…./…./</w:t>
-            </w:r>
-            <w:proofErr w:type="gramEnd"/>
-            <w:r>
-              <w:rPr>
-                <w:rFonts w:ascii="Times New Roman" w:hAnsi="Times New Roman" w:cs="Times New Roman"/>
-                <w:sz w:val="26"/>
-                <w:szCs w:val="26"/>
-              </w:rPr>
-              <w:t>2026</w:t>
+            <w:r>
+              <w:rPr>
+                <w:rFonts w:ascii="Times New Roman" w:hAnsi="Times New Roman" w:cs="Times New Roman"/>
+                <w:sz w:val="26"/>
+                <w:szCs w:val="26"/>
+              </w:rPr>
+              <w:t>…./…./2026</w:t>
             </w:r>
           </w:p>
         </w:tc>
@@ -3206,23 +3176,13 @@
                 <w:szCs w:val="26"/>
               </w:rPr>
             </w:pPr>
-            <w:proofErr w:type="gramStart"/>
-            <w:r>
-              <w:rPr>
-                <w:rFonts w:ascii="Times New Roman" w:hAnsi="Times New Roman" w:cs="Times New Roman"/>
-                <w:sz w:val="26"/>
-                <w:szCs w:val="26"/>
-              </w:rPr>
-              <w:t>…./…./</w:t>
-            </w:r>
-            <w:proofErr w:type="gramEnd"/>
-            <w:r>
-              <w:rPr>
-                <w:rFonts w:ascii="Times New Roman" w:hAnsi="Times New Roman" w:cs="Times New Roman"/>
-                <w:sz w:val="26"/>
-                <w:szCs w:val="26"/>
-              </w:rPr>
-              <w:t>2026</w:t>
+            <w:r>
+              <w:rPr>
+                <w:rFonts w:ascii="Times New Roman" w:hAnsi="Times New Roman" w:cs="Times New Roman"/>
+                <w:sz w:val="26"/>
+                <w:szCs w:val="26"/>
+              </w:rPr>
+              <w:t>…./…./2026</w:t>
             </w:r>
           </w:p>
         </w:tc>
@@ -3400,23 +3360,13 @@
                 <w:szCs w:val="26"/>
               </w:rPr>
             </w:pPr>
-            <w:proofErr w:type="gramStart"/>
-            <w:r>
-              <w:rPr>
-                <w:rFonts w:ascii="Times New Roman" w:hAnsi="Times New Roman" w:cs="Times New Roman"/>
-                <w:sz w:val="26"/>
-                <w:szCs w:val="26"/>
-              </w:rPr>
-              <w:t>…./…./</w:t>
-            </w:r>
-            <w:proofErr w:type="gramEnd"/>
-            <w:r>
-              <w:rPr>
-                <w:rFonts w:ascii="Times New Roman" w:hAnsi="Times New Roman" w:cs="Times New Roman"/>
-                <w:sz w:val="26"/>
-                <w:szCs w:val="26"/>
-              </w:rPr>
-              <w:t>2026</w:t>
+            <w:r>
+              <w:rPr>
+                <w:rFonts w:ascii="Times New Roman" w:hAnsi="Times New Roman" w:cs="Times New Roman"/>
+                <w:sz w:val="26"/>
+                <w:szCs w:val="26"/>
+              </w:rPr>
+              <w:t>…./…./2026</w:t>
             </w:r>
           </w:p>
         </w:tc>
@@ -3585,23 +3535,13 @@
                 <w:szCs w:val="26"/>
               </w:rPr>
             </w:pPr>
-            <w:proofErr w:type="gramStart"/>
-            <w:r>
-              <w:rPr>
-                <w:rFonts w:ascii="Times New Roman" w:hAnsi="Times New Roman" w:cs="Times New Roman"/>
-                <w:sz w:val="26"/>
-                <w:szCs w:val="26"/>
-              </w:rPr>
-              <w:t>…./…./</w:t>
-            </w:r>
-            <w:proofErr w:type="gramEnd"/>
-            <w:r>
-              <w:rPr>
-                <w:rFonts w:ascii="Times New Roman" w:hAnsi="Times New Roman" w:cs="Times New Roman"/>
-                <w:sz w:val="26"/>
-                <w:szCs w:val="26"/>
-              </w:rPr>
-              <w:t>2026</w:t>
+            <w:r>
+              <w:rPr>
+                <w:rFonts w:ascii="Times New Roman" w:hAnsi="Times New Roman" w:cs="Times New Roman"/>
+                <w:sz w:val="26"/>
+                <w:szCs w:val="26"/>
+              </w:rPr>
+              <w:t>…./…./2026</w:t>
             </w:r>
           </w:p>
         </w:tc>
@@ -3782,23 +3722,13 @@
                 <w:szCs w:val="26"/>
               </w:rPr>
             </w:pPr>
-            <w:proofErr w:type="gramStart"/>
-            <w:r>
-              <w:rPr>
-                <w:rFonts w:ascii="Times New Roman" w:hAnsi="Times New Roman" w:cs="Times New Roman"/>
-                <w:sz w:val="26"/>
-                <w:szCs w:val="26"/>
-              </w:rPr>
-              <w:t>…./…./</w:t>
-            </w:r>
-            <w:proofErr w:type="gramEnd"/>
-            <w:r>
-              <w:rPr>
-                <w:rFonts w:ascii="Times New Roman" w:hAnsi="Times New Roman" w:cs="Times New Roman"/>
-                <w:sz w:val="26"/>
-                <w:szCs w:val="26"/>
-              </w:rPr>
-              <w:t>2026</w:t>
+            <w:r>
+              <w:rPr>
+                <w:rFonts w:ascii="Times New Roman" w:hAnsi="Times New Roman" w:cs="Times New Roman"/>
+                <w:sz w:val="26"/>
+                <w:szCs w:val="26"/>
+              </w:rPr>
+              <w:t>…./…./2026</w:t>
             </w:r>
           </w:p>
         </w:tc>
@@ -3855,11 +3785,9 @@
       <w:sdtPr>
         <w:rPr>
           <w:rFonts w:ascii="Times New Roman" w:eastAsiaTheme="minorHAnsi" w:hAnsi="Times New Roman" w:cs="Times New Roman"/>
-          <w:b w:val="0"/>
-          <w:bCs w:val="0"/>
           <w:color w:val="auto"/>
-          <w:sz w:val="22"/>
-          <w:szCs w:val="22"/>
+          <w:sz w:val="32"/>
+          <w:szCs w:val="32"/>
           <w:lang w:eastAsia="en-US"/>
         </w:rPr>
         <w:id w:val="-484398806"/>
@@ -3870,17 +3798,22 @@
       </w:sdtPr>
       <w:sdtEndPr>
         <w:rPr>
+          <w:b w:val="0"/>
+          <w:bCs w:val="0"/>
           <w:noProof/>
+          <w:sz w:val="26"/>
+          <w:szCs w:val="26"/>
         </w:rPr>
       </w:sdtEndPr>
       <w:sdtContent>
         <w:p>
           <w:pPr>
             <w:pStyle w:val="TOCHeading"/>
-            <w:spacing w:line="360" w:lineRule="auto"/>
+            <w:spacing w:before="0" w:line="360" w:lineRule="auto"/>
             <w:jc w:val="center"/>
             <w:rPr>
               <w:rFonts w:ascii="Times New Roman" w:hAnsi="Times New Roman" w:cs="Times New Roman"/>
+              <w:color w:val="auto"/>
               <w:sz w:val="32"/>
               <w:szCs w:val="32"/>
             </w:rPr>
@@ -3888,6 +3821,7 @@
           <w:r>
             <w:rPr>
               <w:rFonts w:ascii="Times New Roman" w:hAnsi="Times New Roman" w:cs="Times New Roman"/>
+              <w:color w:val="auto"/>
               <w:sz w:val="32"/>
               <w:szCs w:val="32"/>
             </w:rPr>
@@ -3897,33 +3831,42 @@
         <w:p>
           <w:pPr>
             <w:pStyle w:val="TOC1"/>
-            <w:spacing w:line="360" w:lineRule="auto"/>
+            <w:spacing w:after="0" w:line="360" w:lineRule="auto"/>
             <w:rPr>
               <w:rFonts w:ascii="Times New Roman" w:eastAsiaTheme="minorEastAsia" w:hAnsi="Times New Roman" w:cs="Times New Roman"/>
               <w:noProof/>
+              <w:kern w:val="2"/>
               <w:sz w:val="26"/>
               <w:szCs w:val="26"/>
+              <w:lang w:eastAsia="zh-CN"/>
+              <w14:ligatures w14:val="standardContextual"/>
             </w:rPr>
           </w:pPr>
           <w:r>
             <w:rPr>
               <w:rFonts w:ascii="Times New Roman" w:hAnsi="Times New Roman" w:cs="Times New Roman"/>
+              <w:sz w:val="26"/>
+              <w:szCs w:val="26"/>
             </w:rPr>
             <w:fldChar w:fldCharType="begin"/>
           </w:r>
           <w:r>
             <w:rPr>
               <w:rFonts w:ascii="Times New Roman" w:hAnsi="Times New Roman" w:cs="Times New Roman"/>
+              <w:sz w:val="26"/>
+              <w:szCs w:val="26"/>
             </w:rPr>
             <w:instrText xml:space="preserve"> TOC \o "1-3" \h \z \u </w:instrText>
           </w:r>
           <w:r>
             <w:rPr>
               <w:rFonts w:ascii="Times New Roman" w:hAnsi="Times New Roman" w:cs="Times New Roman"/>
+              <w:sz w:val="26"/>
+              <w:szCs w:val="26"/>
             </w:rPr>
             <w:fldChar w:fldCharType="separate"/>
           </w:r>
-          <w:hyperlink w:anchor="_Toc71834435" w:history="1">
+          <w:hyperlink w:anchor="_Toc229231437" w:history="1">
             <w:r>
               <w:rPr>
                 <w:rStyle w:val="Hyperlink"/>
@@ -3938,8 +3881,11 @@
               <w:rPr>
                 <w:rFonts w:ascii="Times New Roman" w:eastAsiaTheme="minorEastAsia" w:hAnsi="Times New Roman" w:cs="Times New Roman"/>
                 <w:noProof/>
-                <w:sz w:val="26"/>
-                <w:szCs w:val="26"/>
+                <w:kern w:val="2"/>
+                <w:sz w:val="26"/>
+                <w:szCs w:val="26"/>
+                <w:lang w:eastAsia="zh-CN"/>
+                <w14:ligatures w14:val="standardContextual"/>
               </w:rPr>
               <w:tab/>
             </w:r>
@@ -3981,7 +3927,7 @@
                 <w:sz w:val="26"/>
                 <w:szCs w:val="26"/>
               </w:rPr>
-              <w:instrText xml:space="preserve"> PAGEREF _Toc71834435 \h </w:instrText>
+              <w:instrText xml:space="preserve"> PAGEREF _Toc229231437 \h </w:instrText>
             </w:r>
             <w:r>
               <w:rPr>
@@ -4010,7 +3956,7 @@
                 <w:sz w:val="26"/>
                 <w:szCs w:val="26"/>
               </w:rPr>
-              <w:t>5</w:t>
+              <w:t>1</w:t>
             </w:r>
             <w:r>
               <w:rPr>
@@ -4027,15 +3973,18 @@
         <w:p>
           <w:pPr>
             <w:pStyle w:val="TOC1"/>
-            <w:spacing w:line="360" w:lineRule="auto"/>
+            <w:spacing w:after="0" w:line="360" w:lineRule="auto"/>
             <w:rPr>
               <w:rFonts w:ascii="Times New Roman" w:eastAsiaTheme="minorEastAsia" w:hAnsi="Times New Roman" w:cs="Times New Roman"/>
               <w:noProof/>
+              <w:kern w:val="2"/>
               <w:sz w:val="26"/>
               <w:szCs w:val="26"/>
+              <w:lang w:eastAsia="zh-CN"/>
+              <w14:ligatures w14:val="standardContextual"/>
             </w:rPr>
           </w:pPr>
-          <w:hyperlink w:anchor="_Toc71834436" w:history="1">
+          <w:hyperlink w:anchor="_Toc229231438" w:history="1">
             <w:r>
               <w:rPr>
                 <w:rStyle w:val="Hyperlink"/>
@@ -4050,8 +3999,11 @@
               <w:rPr>
                 <w:rFonts w:ascii="Times New Roman" w:eastAsiaTheme="minorEastAsia" w:hAnsi="Times New Roman" w:cs="Times New Roman"/>
                 <w:noProof/>
-                <w:sz w:val="26"/>
-                <w:szCs w:val="26"/>
+                <w:kern w:val="2"/>
+                <w:sz w:val="26"/>
+                <w:szCs w:val="26"/>
+                <w:lang w:eastAsia="zh-CN"/>
+                <w14:ligatures w14:val="standardContextual"/>
               </w:rPr>
               <w:tab/>
             </w:r>
@@ -4093,7 +4045,7 @@
                 <w:sz w:val="26"/>
                 <w:szCs w:val="26"/>
               </w:rPr>
-              <w:instrText xml:space="preserve"> PAGEREF _Toc71834436 \h </w:instrText>
+              <w:instrText xml:space="preserve"> PAGEREF _Toc229231438 \h </w:instrText>
             </w:r>
             <w:r>
               <w:rPr>
@@ -4122,7 +4074,7 @@
                 <w:sz w:val="26"/>
                 <w:szCs w:val="26"/>
               </w:rPr>
-              <w:t>5</w:t>
+              <w:t>1</w:t>
             </w:r>
             <w:r>
               <w:rPr>
@@ -4139,15 +4091,23 @@
         <w:p>
           <w:pPr>
             <w:pStyle w:val="TOC2"/>
-            <w:spacing w:line="360" w:lineRule="auto"/>
+            <w:tabs>
+              <w:tab w:val="clear" w:pos="709"/>
+              <w:tab w:val="left" w:pos="426"/>
+            </w:tabs>
+            <w:spacing w:after="0" w:line="360" w:lineRule="auto"/>
+            <w:ind w:left="0"/>
             <w:rPr>
               <w:rFonts w:ascii="Times New Roman" w:eastAsiaTheme="minorEastAsia" w:hAnsi="Times New Roman" w:cs="Times New Roman"/>
               <w:noProof/>
+              <w:kern w:val="2"/>
               <w:sz w:val="26"/>
               <w:szCs w:val="26"/>
+              <w:lang w:eastAsia="zh-CN"/>
+              <w14:ligatures w14:val="standardContextual"/>
             </w:rPr>
           </w:pPr>
-          <w:hyperlink w:anchor="_Toc71834437" w:history="1">
+          <w:hyperlink w:anchor="_Toc229231439" w:history="1">
             <w:r>
               <w:rPr>
                 <w:rStyle w:val="Hyperlink"/>
@@ -4162,8 +4122,11 @@
               <w:rPr>
                 <w:rFonts w:ascii="Times New Roman" w:eastAsiaTheme="minorEastAsia" w:hAnsi="Times New Roman" w:cs="Times New Roman"/>
                 <w:noProof/>
-                <w:sz w:val="26"/>
-                <w:szCs w:val="26"/>
+                <w:kern w:val="2"/>
+                <w:sz w:val="26"/>
+                <w:szCs w:val="26"/>
+                <w:lang w:eastAsia="zh-CN"/>
+                <w14:ligatures w14:val="standardContextual"/>
               </w:rPr>
               <w:tab/>
             </w:r>
@@ -4205,7 +4168,7 @@
                 <w:sz w:val="26"/>
                 <w:szCs w:val="26"/>
               </w:rPr>
-              <w:instrText xml:space="preserve"> PAGEREF _Toc71834437 \h </w:instrText>
+              <w:instrText xml:space="preserve"> PAGEREF _Toc229231439 \h </w:instrText>
             </w:r>
             <w:r>
               <w:rPr>
@@ -4234,7 +4197,7 @@
                 <w:sz w:val="26"/>
                 <w:szCs w:val="26"/>
               </w:rPr>
-              <w:t>5</w:t>
+              <w:t>1</w:t>
             </w:r>
             <w:r>
               <w:rPr>
@@ -4251,15 +4214,23 @@
         <w:p>
           <w:pPr>
             <w:pStyle w:val="TOC2"/>
-            <w:spacing w:line="360" w:lineRule="auto"/>
+            <w:tabs>
+              <w:tab w:val="clear" w:pos="709"/>
+              <w:tab w:val="left" w:pos="426"/>
+            </w:tabs>
+            <w:spacing w:after="0" w:line="360" w:lineRule="auto"/>
+            <w:ind w:left="0"/>
             <w:rPr>
               <w:rFonts w:ascii="Times New Roman" w:eastAsiaTheme="minorEastAsia" w:hAnsi="Times New Roman" w:cs="Times New Roman"/>
               <w:noProof/>
+              <w:kern w:val="2"/>
               <w:sz w:val="26"/>
               <w:szCs w:val="26"/>
+              <w:lang w:eastAsia="zh-CN"/>
+              <w14:ligatures w14:val="standardContextual"/>
             </w:rPr>
           </w:pPr>
-          <w:hyperlink w:anchor="_Toc71834438" w:history="1">
+          <w:hyperlink w:anchor="_Toc229231440" w:history="1">
             <w:r>
               <w:rPr>
                 <w:rStyle w:val="Hyperlink"/>
@@ -4274,8 +4245,11 @@
               <w:rPr>
                 <w:rFonts w:ascii="Times New Roman" w:eastAsiaTheme="minorEastAsia" w:hAnsi="Times New Roman" w:cs="Times New Roman"/>
                 <w:noProof/>
-                <w:sz w:val="26"/>
-                <w:szCs w:val="26"/>
+                <w:kern w:val="2"/>
+                <w:sz w:val="26"/>
+                <w:szCs w:val="26"/>
+                <w:lang w:eastAsia="zh-CN"/>
+                <w14:ligatures w14:val="standardContextual"/>
               </w:rPr>
               <w:tab/>
             </w:r>
@@ -4317,7 +4291,7 @@
                 <w:sz w:val="26"/>
                 <w:szCs w:val="26"/>
               </w:rPr>
-              <w:instrText xml:space="preserve"> PAGEREF _Toc71834438 \h </w:instrText>
+              <w:instrText xml:space="preserve"> PAGEREF _Toc229231440 \h </w:instrText>
             </w:r>
             <w:r>
               <w:rPr>
@@ -4346,7 +4320,7 @@
                 <w:sz w:val="26"/>
                 <w:szCs w:val="26"/>
               </w:rPr>
-              <w:t>5</w:t>
+              <w:t>1</w:t>
             </w:r>
             <w:r>
               <w:rPr>
@@ -4363,15 +4337,21 @@
         <w:p>
           <w:pPr>
             <w:pStyle w:val="TOC1"/>
-            <w:spacing w:line="360" w:lineRule="auto"/>
+            <w:tabs>
+              <w:tab w:val="left" w:pos="426"/>
+            </w:tabs>
+            <w:spacing w:after="0" w:line="360" w:lineRule="auto"/>
             <w:rPr>
               <w:rFonts w:ascii="Times New Roman" w:eastAsiaTheme="minorEastAsia" w:hAnsi="Times New Roman" w:cs="Times New Roman"/>
               <w:noProof/>
+              <w:kern w:val="2"/>
               <w:sz w:val="26"/>
               <w:szCs w:val="26"/>
+              <w:lang w:eastAsia="zh-CN"/>
+              <w14:ligatures w14:val="standardContextual"/>
             </w:rPr>
           </w:pPr>
-          <w:hyperlink w:anchor="_Toc71834439" w:history="1">
+          <w:hyperlink w:anchor="_Toc229231441" w:history="1">
             <w:r>
               <w:rPr>
                 <w:rStyle w:val="Hyperlink"/>
@@ -4386,8 +4366,11 @@
               <w:rPr>
                 <w:rFonts w:ascii="Times New Roman" w:eastAsiaTheme="minorEastAsia" w:hAnsi="Times New Roman" w:cs="Times New Roman"/>
                 <w:noProof/>
-                <w:sz w:val="26"/>
-                <w:szCs w:val="26"/>
+                <w:kern w:val="2"/>
+                <w:sz w:val="26"/>
+                <w:szCs w:val="26"/>
+                <w:lang w:eastAsia="zh-CN"/>
+                <w14:ligatures w14:val="standardContextual"/>
               </w:rPr>
               <w:tab/>
             </w:r>
@@ -4429,7 +4412,7 @@
                 <w:sz w:val="26"/>
                 <w:szCs w:val="26"/>
               </w:rPr>
-              <w:instrText xml:space="preserve"> PAGEREF _Toc71834439 \h </w:instrText>
+              <w:instrText xml:space="preserve"> PAGEREF _Toc229231441 \h </w:instrText>
             </w:r>
             <w:r>
               <w:rPr>
@@ -4458,7 +4441,7 @@
                 <w:sz w:val="26"/>
                 <w:szCs w:val="26"/>
               </w:rPr>
-              <w:t>6</w:t>
+              <w:t>2</w:t>
             </w:r>
             <w:r>
               <w:rPr>
@@ -4475,15 +4458,23 @@
         <w:p>
           <w:pPr>
             <w:pStyle w:val="TOC2"/>
-            <w:spacing w:line="360" w:lineRule="auto"/>
+            <w:tabs>
+              <w:tab w:val="clear" w:pos="709"/>
+              <w:tab w:val="left" w:pos="426"/>
+            </w:tabs>
+            <w:spacing w:after="0" w:line="360" w:lineRule="auto"/>
+            <w:ind w:left="0"/>
             <w:rPr>
               <w:rFonts w:ascii="Times New Roman" w:eastAsiaTheme="minorEastAsia" w:hAnsi="Times New Roman" w:cs="Times New Roman"/>
               <w:noProof/>
+              <w:kern w:val="2"/>
               <w:sz w:val="26"/>
               <w:szCs w:val="26"/>
+              <w:lang w:eastAsia="zh-CN"/>
+              <w14:ligatures w14:val="standardContextual"/>
             </w:rPr>
           </w:pPr>
-          <w:hyperlink w:anchor="_Toc71834440" w:history="1">
+          <w:hyperlink w:anchor="_Toc229231442" w:history="1">
             <w:r>
               <w:rPr>
                 <w:rStyle w:val="Hyperlink"/>
@@ -4498,8 +4489,11 @@
               <w:rPr>
                 <w:rFonts w:ascii="Times New Roman" w:eastAsiaTheme="minorEastAsia" w:hAnsi="Times New Roman" w:cs="Times New Roman"/>
                 <w:noProof/>
-                <w:sz w:val="26"/>
-                <w:szCs w:val="26"/>
+                <w:kern w:val="2"/>
+                <w:sz w:val="26"/>
+                <w:szCs w:val="26"/>
+                <w:lang w:eastAsia="zh-CN"/>
+                <w14:ligatures w14:val="standardContextual"/>
               </w:rPr>
               <w:tab/>
             </w:r>
@@ -4541,7 +4535,7 @@
                 <w:sz w:val="26"/>
                 <w:szCs w:val="26"/>
               </w:rPr>
-              <w:instrText xml:space="preserve"> PAGEREF _Toc71834440 \h </w:instrText>
+              <w:instrText xml:space="preserve"> PAGEREF _Toc229231442 \h </w:instrText>
             </w:r>
             <w:r>
               <w:rPr>
@@ -4570,7 +4564,7 @@
                 <w:sz w:val="26"/>
                 <w:szCs w:val="26"/>
               </w:rPr>
-              <w:t>6</w:t>
+              <w:t>2</w:t>
             </w:r>
             <w:r>
               <w:rPr>
@@ -4587,15 +4581,23 @@
         <w:p>
           <w:pPr>
             <w:pStyle w:val="TOC2"/>
-            <w:spacing w:line="360" w:lineRule="auto"/>
+            <w:tabs>
+              <w:tab w:val="clear" w:pos="709"/>
+              <w:tab w:val="left" w:pos="426"/>
+            </w:tabs>
+            <w:spacing w:after="0" w:line="360" w:lineRule="auto"/>
+            <w:ind w:left="0"/>
             <w:rPr>
               <w:rFonts w:ascii="Times New Roman" w:eastAsiaTheme="minorEastAsia" w:hAnsi="Times New Roman" w:cs="Times New Roman"/>
               <w:noProof/>
+              <w:kern w:val="2"/>
               <w:sz w:val="26"/>
               <w:szCs w:val="26"/>
+              <w:lang w:eastAsia="zh-CN"/>
+              <w14:ligatures w14:val="standardContextual"/>
             </w:rPr>
           </w:pPr>
-          <w:hyperlink w:anchor="_Toc71834441" w:history="1">
+          <w:hyperlink w:anchor="_Toc229231443" w:history="1">
             <w:r>
               <w:rPr>
                 <w:rStyle w:val="Hyperlink"/>
@@ -4610,8 +4612,11 @@
               <w:rPr>
                 <w:rFonts w:ascii="Times New Roman" w:eastAsiaTheme="minorEastAsia" w:hAnsi="Times New Roman" w:cs="Times New Roman"/>
                 <w:noProof/>
-                <w:sz w:val="26"/>
-                <w:szCs w:val="26"/>
+                <w:kern w:val="2"/>
+                <w:sz w:val="26"/>
+                <w:szCs w:val="26"/>
+                <w:lang w:eastAsia="zh-CN"/>
+                <w14:ligatures w14:val="standardContextual"/>
               </w:rPr>
               <w:tab/>
             </w:r>
@@ -4653,7 +4658,7 @@
                 <w:sz w:val="26"/>
                 <w:szCs w:val="26"/>
               </w:rPr>
-              <w:instrText xml:space="preserve"> PAGEREF _Toc71834441 \h </w:instrText>
+              <w:instrText xml:space="preserve"> PAGEREF _Toc229231443 \h </w:instrText>
             </w:r>
             <w:r>
               <w:rPr>
@@ -4682,7 +4687,7 @@
                 <w:sz w:val="26"/>
                 <w:szCs w:val="26"/>
               </w:rPr>
-              <w:t>6</w:t>
+              <w:t>2</w:t>
             </w:r>
             <w:r>
               <w:rPr>
@@ -4699,15 +4704,18 @@
         <w:p>
           <w:pPr>
             <w:pStyle w:val="TOC1"/>
-            <w:spacing w:line="360" w:lineRule="auto"/>
+            <w:spacing w:after="0" w:line="360" w:lineRule="auto"/>
             <w:rPr>
               <w:rFonts w:ascii="Times New Roman" w:eastAsiaTheme="minorEastAsia" w:hAnsi="Times New Roman" w:cs="Times New Roman"/>
               <w:noProof/>
+              <w:kern w:val="2"/>
               <w:sz w:val="26"/>
               <w:szCs w:val="26"/>
+              <w:lang w:eastAsia="zh-CN"/>
+              <w14:ligatures w14:val="standardContextual"/>
             </w:rPr>
           </w:pPr>
-          <w:hyperlink w:anchor="_Toc71834442" w:history="1">
+          <w:hyperlink w:anchor="_Toc229231444" w:history="1">
             <w:r>
               <w:rPr>
                 <w:rStyle w:val="Hyperlink"/>
@@ -4722,8 +4730,11 @@
               <w:rPr>
                 <w:rFonts w:ascii="Times New Roman" w:eastAsiaTheme="minorEastAsia" w:hAnsi="Times New Roman" w:cs="Times New Roman"/>
                 <w:noProof/>
-                <w:sz w:val="26"/>
-                <w:szCs w:val="26"/>
+                <w:kern w:val="2"/>
+                <w:sz w:val="26"/>
+                <w:szCs w:val="26"/>
+                <w:lang w:eastAsia="zh-CN"/>
+                <w14:ligatures w14:val="standardContextual"/>
               </w:rPr>
               <w:tab/>
             </w:r>
@@ -4765,7 +4776,7 @@
                 <w:sz w:val="26"/>
                 <w:szCs w:val="26"/>
               </w:rPr>
-              <w:instrText xml:space="preserve"> PAGEREF _Toc71834442 \h </w:instrText>
+              <w:instrText xml:space="preserve"> PAGEREF _Toc229231444 \h </w:instrText>
             </w:r>
             <w:r>
               <w:rPr>
@@ -4794,7 +4805,7 @@
                 <w:sz w:val="26"/>
                 <w:szCs w:val="26"/>
               </w:rPr>
-              <w:t>6</w:t>
+              <w:t>2</w:t>
             </w:r>
             <w:r>
               <w:rPr>
@@ -4810,7 +4821,7 @@
         </w:p>
         <w:p>
           <w:pPr>
-            <w:spacing w:line="360" w:lineRule="auto"/>
+            <w:spacing w:after="0" w:line="360" w:lineRule="auto"/>
             <w:rPr>
               <w:rFonts w:ascii="Times New Roman" w:hAnsi="Times New Roman" w:cs="Times New Roman"/>
             </w:rPr>
@@ -4831,6 +4842,25 @@
     </w:sdt>
     <w:p>
       <w:pPr>
+        <w:rPr>
+          <w:rFonts w:ascii="Times New Roman" w:hAnsi="Times New Roman" w:cs="Times New Roman"/>
+          <w:b/>
+          <w:sz w:val="26"/>
+          <w:szCs w:val="26"/>
+        </w:rPr>
+      </w:pPr>
+      <w:r>
+        <w:rPr>
+          <w:rFonts w:ascii="Times New Roman" w:hAnsi="Times New Roman" w:cs="Times New Roman"/>
+          <w:b/>
+          <w:sz w:val="26"/>
+          <w:szCs w:val="26"/>
+        </w:rPr>
+        <w:br w:type="page"/>
+      </w:r>
+    </w:p>
+    <w:p>
+      <w:pPr>
         <w:pStyle w:val="ListParagraph"/>
         <w:numPr>
           <w:ilvl w:val="0"/>
@@ -4845,16 +4875,34 @@
           <w:sz w:val="26"/>
           <w:szCs w:val="26"/>
         </w:rPr>
-      </w:pPr>
-      <w:r>
-        <w:rPr>
-          <w:rFonts w:ascii="Times New Roman" w:hAnsi="Times New Roman" w:cs="Times New Roman"/>
-          <w:sz w:val="26"/>
-          <w:szCs w:val="26"/>
-        </w:rPr>
-        <w:br w:type="page"/>
-      </w:r>
-      <w:bookmarkStart w:id="0" w:name="_Toc71834435"/>
+        <w:sectPr>
+          <w:footerReference w:type="default" r:id="rId10"/>
+          <w:pgSz w:w="11907" w:h="16839" w:code="9"/>
+          <w:pgMar w:top="1418" w:right="1134" w:bottom="1418" w:left="1701" w:header="720" w:footer="720" w:gutter="0"/>
+          <w:pgNumType w:start="1"/>
+          <w:cols w:space="720"/>
+          <w:docGrid w:linePitch="360"/>
+        </w:sectPr>
+      </w:pPr>
+    </w:p>
+    <w:p>
+      <w:pPr>
+        <w:pStyle w:val="ListParagraph"/>
+        <w:numPr>
+          <w:ilvl w:val="0"/>
+          <w:numId w:val="2"/>
+        </w:numPr>
+        <w:spacing w:after="0" w:line="360" w:lineRule="auto"/>
+        <w:jc w:val="both"/>
+        <w:outlineLvl w:val="0"/>
+        <w:rPr>
+          <w:rFonts w:ascii="Times New Roman" w:hAnsi="Times New Roman" w:cs="Times New Roman"/>
+          <w:b/>
+          <w:sz w:val="26"/>
+          <w:szCs w:val="26"/>
+        </w:rPr>
+      </w:pPr>
+      <w:bookmarkStart w:id="0" w:name="_Toc229231437"/>
       <w:r>
         <w:rPr>
           <w:rFonts w:ascii="Times New Roman" w:hAnsi="Times New Roman" w:cs="Times New Roman"/>
@@ -5009,7 +5057,7 @@
           <w:szCs w:val="26"/>
         </w:rPr>
       </w:pPr>
-      <w:bookmarkStart w:id="1" w:name="_Toc71834436"/>
+      <w:bookmarkStart w:id="1" w:name="_Toc229231438"/>
       <w:r>
         <w:rPr>
           <w:rFonts w:ascii="Times New Roman" w:hAnsi="Times New Roman" w:cs="Times New Roman"/>
@@ -5038,7 +5086,7 @@
           <w:szCs w:val="26"/>
         </w:rPr>
       </w:pPr>
-      <w:bookmarkStart w:id="2" w:name="_Toc71834437"/>
+      <w:bookmarkStart w:id="2" w:name="_Toc229231439"/>
       <w:r>
         <w:rPr>
           <w:rFonts w:ascii="Times New Roman" w:hAnsi="Times New Roman" w:cs="Times New Roman"/>
@@ -5097,15 +5145,7 @@
           <w:sz w:val="26"/>
           <w:szCs w:val="26"/>
         </w:rPr>
-        <w:t xml:space="preserve">Hoàn thành các chức năng </w:t>
-      </w:r>
-      <w:r>
-        <w:rPr>
-          <w:rFonts w:ascii="Times New Roman" w:hAnsi="Times New Roman" w:cs="Times New Roman"/>
-          <w:sz w:val="26"/>
-          <w:szCs w:val="26"/>
-        </w:rPr>
-        <w:t>chính</w:t>
+        <w:t>Hoàn thành các chức năng chính</w:t>
       </w:r>
       <w:r>
         <w:rPr>
@@ -5139,15 +5179,7 @@
           <w:sz w:val="26"/>
           <w:szCs w:val="26"/>
         </w:rPr>
-        <w:t xml:space="preserve">Tích hợp AI hỗ </w:t>
-      </w:r>
-      <w:r>
-        <w:rPr>
-          <w:rFonts w:ascii="Times New Roman" w:hAnsi="Times New Roman" w:cs="Times New Roman"/>
-          <w:sz w:val="26"/>
-          <w:szCs w:val="26"/>
-        </w:rPr>
-        <w:t>trợ</w:t>
+        <w:t>Tích hợp AI hỗ trợ</w:t>
       </w:r>
       <w:r>
         <w:rPr>
@@ -5206,15 +5238,7 @@
           <w:sz w:val="26"/>
           <w:szCs w:val="26"/>
         </w:rPr>
-        <w:t xml:space="preserve">Hoàn thành các tài </w:t>
-      </w:r>
-      <w:r>
-        <w:rPr>
-          <w:rFonts w:ascii="Times New Roman" w:hAnsi="Times New Roman" w:cs="Times New Roman"/>
-          <w:sz w:val="26"/>
-          <w:szCs w:val="26"/>
-        </w:rPr>
-        <w:t>liệu</w:t>
+        <w:t>Hoàn thành các tài liệu</w:t>
       </w:r>
       <w:r>
         <w:rPr>
@@ -5318,7 +5342,7 @@
           <w:szCs w:val="26"/>
         </w:rPr>
       </w:pPr>
-      <w:bookmarkStart w:id="3" w:name="_Toc71834438"/>
+      <w:bookmarkStart w:id="3" w:name="_Toc229231440"/>
       <w:r>
         <w:rPr>
           <w:rFonts w:ascii="Times New Roman" w:hAnsi="Times New Roman" w:cs="Times New Roman"/>
@@ -5497,7 +5521,7 @@
           <w:szCs w:val="26"/>
         </w:rPr>
       </w:pPr>
-      <w:bookmarkStart w:id="4" w:name="_Toc71834439"/>
+      <w:bookmarkStart w:id="4" w:name="_Toc229231441"/>
       <w:r>
         <w:rPr>
           <w:rFonts w:ascii="Times New Roman" w:hAnsi="Times New Roman" w:cs="Times New Roman"/>
@@ -5527,7 +5551,7 @@
           <w:szCs w:val="26"/>
         </w:rPr>
       </w:pPr>
-      <w:bookmarkStart w:id="5" w:name="_Toc71834440"/>
+      <w:bookmarkStart w:id="5" w:name="_Toc229231442"/>
       <w:r>
         <w:rPr>
           <w:rFonts w:ascii="Times New Roman" w:hAnsi="Times New Roman" w:cs="Times New Roman"/>
@@ -5636,15 +5660,7 @@
           <w:sz w:val="26"/>
           <w:szCs w:val="26"/>
         </w:rPr>
-        <w:t xml:space="preserve">Có thể áp dụng nhiều công nghệ hiện đại vào hệ </w:t>
-      </w:r>
-      <w:r>
-        <w:rPr>
-          <w:rFonts w:ascii="Times New Roman" w:hAnsi="Times New Roman" w:cs="Times New Roman"/>
-          <w:sz w:val="26"/>
-          <w:szCs w:val="26"/>
-        </w:rPr>
-        <w:t>thống</w:t>
+        <w:t>Có thể áp dụng nhiều công nghệ hiện đại vào hệ thống</w:t>
       </w:r>
       <w:r>
         <w:rPr>
@@ -5698,7 +5714,7 @@
           <w:szCs w:val="26"/>
         </w:rPr>
       </w:pPr>
-      <w:bookmarkStart w:id="6" w:name="_Toc71834441"/>
+      <w:bookmarkStart w:id="6" w:name="_Toc229231443"/>
       <w:r>
         <w:rPr>
           <w:rFonts w:ascii="Times New Roman" w:hAnsi="Times New Roman" w:cs="Times New Roman"/>
@@ -6061,7 +6077,7 @@
           <w:szCs w:val="26"/>
         </w:rPr>
       </w:pPr>
-      <w:bookmarkStart w:id="7" w:name="_Toc71834442"/>
+      <w:bookmarkStart w:id="7" w:name="_Toc229231444"/>
       <w:r>
         <w:rPr>
           <w:rFonts w:ascii="Times New Roman" w:hAnsi="Times New Roman" w:cs="Times New Roman"/>
@@ -6274,7 +6290,6 @@
       </w:r>
     </w:p>
     <w:sectPr>
-      <w:headerReference w:type="default" r:id="rId10"/>
       <w:footerReference w:type="default" r:id="rId11"/>
       <w:pgSz w:w="11907" w:h="16839" w:code="9"/>
       <w:pgMar w:top="1418" w:right="1134" w:bottom="1418" w:left="1701" w:header="720" w:footer="720" w:gutter="0"/>
@@ -6323,6 +6338,61 @@
 </file>
 
 <file path=word/footer2.xml><?xml version="1.0" encoding="utf-8"?>
+<w:ftr xmlns:wpc="http://schemas.microsoft.com/office/word/2010/wordprocessingCanvas" xmlns:cx="http://schemas.microsoft.com/office/drawing/2014/chartex" xmlns:cx1="http://schemas.microsoft.com/office/drawing/2015/9/8/chartex" xmlns:cx2="http://schemas.microsoft.com/office/drawing/2015/10/21/chartex" xmlns:cx3="http://schemas.microsoft.com/office/drawing/2016/5/9/chartex" xmlns:cx4="http://schemas.microsoft.com/office/drawing/2016/5/10/chartex" xmlns:cx5="http://schemas.microsoft.com/office/drawing/2016/5/11/chartex" xmlns:cx6="http://schemas.microsoft.com/office/drawing/2016/5/12/chartex" xmlns:cx7="http://schemas.microsoft.com/office/drawing/2016/5/13/chartex" xmlns:cx8="http://schemas.microsoft.com/office/drawing/2016/5/14/chartex" xmlns:mc="http://schemas.openxmlformats.org/markup-compatibility/2006" xmlns:aink="http://schemas.microsoft.com/office/drawing/2016/ink" xmlns:am3d="http://schemas.microsoft.com/office/drawing/2017/model3d" xmlns:o="urn:schemas-microsoft-com:office:office" xmlns:oel="http://schemas.microsoft.com/office/2019/extlst" xmlns:r="http://schemas.openxmlformats.org/officeDocument/2006/relationships" xmlns:m="http://schemas.openxmlformats.org/officeDocument/2006/math" xmlns:v="urn:schemas-microsoft-com:vml" xmlns:wp14="http://schemas.microsoft.com/office/word/2010/wordprocessingDrawing" xmlns:wp="http://schemas.openxmlformats.org/drawingml/2006/wordprocessingDrawing" xmlns:w10="urn:schemas-microsoft-com:office:word" xmlns:w="http://schemas.openxmlformats.org/wordprocessingml/2006/main" xmlns:w14="http://schemas.microsoft.com/office/word/2010/wordml" xmlns:w15="http://schemas.microsoft.com/office/word/2012/wordml" xmlns:w16cex="http://schemas.microsoft.com/office/word/2018/wordml/cex" xmlns:w16cid="http://schemas.microsoft.com/office/word/2016/wordml/cid" xmlns:w16="http://schemas.microsoft.com/office/word/2018/wordml" xmlns:w16du="http://schemas.microsoft.com/office/word/2023/wordml/word16du" xmlns:w16sdtdh="http://schemas.microsoft.com/office/word/2020/wordml/sdtdatahash" xmlns:w16sdtfl="http://schemas.microsoft.com/office/word/2024/wordml/sdtformatlock" xmlns:w16se="http://schemas.microsoft.com/office/word/2015/wordml/symex" xmlns:wpg="http://schemas.microsoft.com/office/word/2010/wordprocessingGroup" xmlns:wpi="http://schemas.microsoft.com/office/word/2010/wordprocessingInk" xmlns:wne="http://schemas.microsoft.com/office/word/2006/wordml" xmlns:wps="http://schemas.microsoft.com/office/word/2010/wordprocessingShape" mc:Ignorable="w14 w15 w16se w16cid w16 w16cex w16sdtdh w16sdtfl w16du wp14">
+  <w:p>
+    <w:pPr>
+      <w:pStyle w:val="Footer"/>
+      <w:pBdr>
+        <w:top w:val="thinThickSmallGap" w:sz="24" w:space="1" w:color="622423" w:themeColor="accent2" w:themeShade="7F"/>
+      </w:pBdr>
+      <w:rPr>
+        <w:rFonts w:asciiTheme="majorHAnsi" w:eastAsiaTheme="majorEastAsia" w:hAnsiTheme="majorHAnsi" w:cstheme="majorBidi"/>
+      </w:rPr>
+    </w:pPr>
+    <w:r>
+      <w:rPr>
+        <w:rFonts w:ascii="Times New Roman" w:hAnsi="Times New Roman" w:cs="Times New Roman"/>
+        <w:sz w:val="26"/>
+        <w:szCs w:val="26"/>
+      </w:rPr>
+      <w:t xml:space="preserve">Reflection </w:t>
+    </w:r>
+    <w:r>
+      <w:rPr>
+        <w:rFonts w:ascii="Times New Roman" w:hAnsi="Times New Roman" w:cs="Times New Roman"/>
+        <w:sz w:val="26"/>
+        <w:szCs w:val="26"/>
+      </w:rPr>
+      <w:t>Document</w:t>
+    </w:r>
+    <w:r>
+      <w:rPr>
+        <w:rFonts w:asciiTheme="majorHAnsi" w:eastAsiaTheme="majorEastAsia" w:hAnsiTheme="majorHAnsi" w:cstheme="majorBidi"/>
+      </w:rPr>
+      <w:t xml:space="preserve"> </w:t>
+    </w:r>
+    <w:r>
+      <w:rPr>
+        <w:rFonts w:asciiTheme="majorHAnsi" w:eastAsiaTheme="majorEastAsia" w:hAnsiTheme="majorHAnsi" w:cstheme="majorBidi"/>
+      </w:rPr>
+      <w:ptab w:relativeTo="margin" w:alignment="right" w:leader="none"/>
+    </w:r>
+    <w:r>
+      <w:rPr>
+        <w:rFonts w:asciiTheme="majorHAnsi" w:eastAsiaTheme="majorEastAsia" w:hAnsiTheme="majorHAnsi" w:cstheme="majorBidi"/>
+      </w:rPr>
+      <w:t xml:space="preserve"> </w:t>
+    </w:r>
+  </w:p>
+  <w:p>
+    <w:pPr>
+      <w:pStyle w:val="Footer"/>
+    </w:pPr>
+  </w:p>
+</w:ftr>
+</file>
+
+<file path=word/footer3.xml><?xml version="1.0" encoding="utf-8"?>
 <w:ftr xmlns:wpc="http://schemas.microsoft.com/office/word/2010/wordprocessingCanvas" xmlns:cx="http://schemas.microsoft.com/office/drawing/2014/chartex" xmlns:cx1="http://schemas.microsoft.com/office/drawing/2015/9/8/chartex" xmlns:cx2="http://schemas.microsoft.com/office/drawing/2015/10/21/chartex" xmlns:cx3="http://schemas.microsoft.com/office/drawing/2016/5/9/chartex" xmlns:cx4="http://schemas.microsoft.com/office/drawing/2016/5/10/chartex" xmlns:cx5="http://schemas.microsoft.com/office/drawing/2016/5/11/chartex" xmlns:cx6="http://schemas.microsoft.com/office/drawing/2016/5/12/chartex" xmlns:cx7="http://schemas.microsoft.com/office/drawing/2016/5/13/chartex" xmlns:cx8="http://schemas.microsoft.com/office/drawing/2016/5/14/chartex" xmlns:mc="http://schemas.openxmlformats.org/markup-compatibility/2006" xmlns:aink="http://schemas.microsoft.com/office/drawing/2016/ink" xmlns:am3d="http://schemas.microsoft.com/office/drawing/2017/model3d" xmlns:o="urn:schemas-microsoft-com:office:office" xmlns:oel="http://schemas.microsoft.com/office/2019/extlst" xmlns:r="http://schemas.openxmlformats.org/officeDocument/2006/relationships" xmlns:m="http://schemas.openxmlformats.org/officeDocument/2006/math" xmlns:v="urn:schemas-microsoft-com:vml" xmlns:wp14="http://schemas.microsoft.com/office/word/2010/wordprocessingDrawing" xmlns:wp="http://schemas.openxmlformats.org/drawingml/2006/wordprocessingDrawing" xmlns:w10="urn:schemas-microsoft-com:office:word" xmlns:w="http://schemas.openxmlformats.org/wordprocessingml/2006/main" xmlns:w14="http://schemas.microsoft.com/office/word/2010/wordml" xmlns:w15="http://schemas.microsoft.com/office/word/2012/wordml" xmlns:w16cex="http://schemas.microsoft.com/office/word/2018/wordml/cex" xmlns:w16cid="http://schemas.microsoft.com/office/word/2016/wordml/cid" xmlns:w16="http://schemas.microsoft.com/office/word/2018/wordml" xmlns:w16du="http://schemas.microsoft.com/office/word/2023/wordml/word16du" xmlns:w16sdtdh="http://schemas.microsoft.com/office/word/2020/wordml/sdtdatahash" xmlns:w16sdtfl="http://schemas.microsoft.com/office/word/2024/wordml/sdtformatlock" xmlns:w16se="http://schemas.microsoft.com/office/word/2015/wordml/symex" xmlns:wpg="http://schemas.microsoft.com/office/word/2010/wordprocessingGroup" xmlns:wpi="http://schemas.microsoft.com/office/word/2010/wordprocessingInk" xmlns:wne="http://schemas.microsoft.com/office/word/2006/wordml" xmlns:wps="http://schemas.microsoft.com/office/word/2010/wordprocessingShape" mc:Ignorable="w14 w15 w16se w16cid w16 w16cex w16sdtdh w16sdtfl w16du wp14">
   <w:p>
     <w:pPr>
@@ -6442,50 +6512,6 @@
     </w:p>
   </w:footnote>
 </w:footnotes>
-</file>
-
-<file path=word/header1.xml><?xml version="1.0" encoding="utf-8"?>
-<w:hdr xmlns:wpc="http://schemas.microsoft.com/office/word/2010/wordprocessingCanvas" xmlns:cx="http://schemas.microsoft.com/office/drawing/2014/chartex" xmlns:cx1="http://schemas.microsoft.com/office/drawing/2015/9/8/chartex" xmlns:cx2="http://schemas.microsoft.com/office/drawing/2015/10/21/chartex" xmlns:cx3="http://schemas.microsoft.com/office/drawing/2016/5/9/chartex" xmlns:cx4="http://schemas.microsoft.com/office/drawing/2016/5/10/chartex" xmlns:cx5="http://schemas.microsoft.com/office/drawing/2016/5/11/chartex" xmlns:cx6="http://schemas.microsoft.com/office/drawing/2016/5/12/chartex" xmlns:cx7="http://schemas.microsoft.com/office/drawing/2016/5/13/chartex" xmlns:cx8="http://schemas.microsoft.com/office/drawing/2016/5/14/chartex" xmlns:mc="http://schemas.openxmlformats.org/markup-compatibility/2006" xmlns:aink="http://schemas.microsoft.com/office/drawing/2016/ink" xmlns:am3d="http://schemas.microsoft.com/office/drawing/2017/model3d" xmlns:o="urn:schemas-microsoft-com:office:office" xmlns:oel="http://schemas.microsoft.com/office/2019/extlst" xmlns:r="http://schemas.openxmlformats.org/officeDocument/2006/relationships" xmlns:m="http://schemas.openxmlformats.org/officeDocument/2006/math" xmlns:v="urn:schemas-microsoft-com:vml" xmlns:wp14="http://schemas.microsoft.com/office/word/2010/wordprocessingDrawing" xmlns:wp="http://schemas.openxmlformats.org/drawingml/2006/wordprocessingDrawing" xmlns:w10="urn:schemas-microsoft-com:office:word" xmlns:w="http://schemas.openxmlformats.org/wordprocessingml/2006/main" xmlns:w14="http://schemas.microsoft.com/office/word/2010/wordml" xmlns:w15="http://schemas.microsoft.com/office/word/2012/wordml" xmlns:w16cex="http://schemas.microsoft.com/office/word/2018/wordml/cex" xmlns:w16cid="http://schemas.microsoft.com/office/word/2016/wordml/cid" xmlns:w16="http://schemas.microsoft.com/office/word/2018/wordml" xmlns:w16du="http://schemas.microsoft.com/office/word/2023/wordml/word16du" xmlns:w16sdtdh="http://schemas.microsoft.com/office/word/2020/wordml/sdtdatahash" xmlns:w16sdtfl="http://schemas.microsoft.com/office/word/2024/wordml/sdtformatlock" xmlns:w16se="http://schemas.microsoft.com/office/word/2015/wordml/symex" xmlns:wpg="http://schemas.microsoft.com/office/word/2010/wordprocessingGroup" xmlns:wpi="http://schemas.microsoft.com/office/word/2010/wordprocessingInk" xmlns:wne="http://schemas.microsoft.com/office/word/2006/wordml" xmlns:wps="http://schemas.microsoft.com/office/word/2010/wordprocessingShape" mc:Ignorable="w14 w15 w16se w16cid w16 w16cex w16sdtdh w16sdtfl w16du wp14">
-  <w:sdt>
-    <w:sdtPr>
-      <w:rPr>
-        <w:rFonts w:ascii="Times New Roman" w:hAnsi="Times New Roman" w:cs="Times New Roman"/>
-        <w:sz w:val="26"/>
-        <w:szCs w:val="26"/>
-      </w:rPr>
-      <w:alias w:val="Title"/>
-      <w:id w:val="77738743"/>
-      <w:dataBinding w:prefixMappings="xmlns:ns0='http://schemas.openxmlformats.org/package/2006/metadata/core-properties' xmlns:ns1='http://purl.org/dc/elements/1.1/'" w:xpath="/ns0:coreProperties[1]/ns1:title[1]" w:storeItemID="{6C3C8BC8-F283-45AE-878A-BAB7291924A1}"/>
-      <w:text/>
-    </w:sdtPr>
-    <w:sdtContent>
-      <w:p>
-        <w:pPr>
-          <w:pStyle w:val="Header"/>
-          <w:pBdr>
-            <w:bottom w:val="thickThinSmallGap" w:sz="24" w:space="1" w:color="622423" w:themeColor="accent2" w:themeShade="7F"/>
-          </w:pBdr>
-        </w:pPr>
-        <w:r>
-          <w:rPr>
-            <w:rFonts w:ascii="Times New Roman" w:hAnsi="Times New Roman" w:cs="Times New Roman"/>
-            <w:sz w:val="26"/>
-            <w:szCs w:val="26"/>
-          </w:rPr>
-          <w:t xml:space="preserve">Xây dựng </w:t>
-        </w:r>
-        <w:r>
-          <w:rPr>
-            <w:rFonts w:ascii="Times New Roman" w:hAnsi="Times New Roman" w:cs="Times New Roman"/>
-            <w:sz w:val="26"/>
-            <w:szCs w:val="26"/>
-          </w:rPr>
-          <w:t>hệ thống quản lý và kiểm duyệt văn bản tích hợp chữ ký kỹ thuật số RSA</w:t>
-        </w:r>
-      </w:p>
-    </w:sdtContent>
-  </w:sdt>
-</w:hdr>
 </file>
 
 <file path=word/numbering.xml><?xml version="1.0" encoding="utf-8"?>
@@ -7669,6 +7695,7 @@
   <w:style w:type="character" w:default="1" w:styleId="DefaultParagraphFont">
     <w:name w:val="Default Paragraph Font"/>
     <w:uiPriority w:val="1"/>
+    <w:semiHidden/>
     <w:unhideWhenUsed/>
   </w:style>
   <w:style w:type="table" w:default="1" w:styleId="TableNormal">
